--- a/Banking_Application_Questions.docx
+++ b/Banking_Application_Questions.docx
@@ -1727,6 +1727,9 @@
         <w:br/>
       </w:r>
       <w:r>
+        <w:rPr>
+          <w:noProof/>
+        </w:rPr>
         <w:lastRenderedPageBreak/>
         <w:drawing>
           <wp:inline distT="0" distB="0" distL="0" distR="0" wp14:anchorId="4BE82EB3" wp14:editId="1FD3E611">
@@ -1768,6 +1771,9 @@
         <w:br/>
       </w:r>
       <w:r>
+        <w:rPr>
+          <w:noProof/>
+        </w:rPr>
         <w:drawing>
           <wp:inline distT="0" distB="0" distL="0" distR="0" wp14:anchorId="355E9927" wp14:editId="1CEC247D">
             <wp:extent cx="3991532" cy="285790"/>
@@ -1827,6 +1833,9 @@
         <w:br/>
       </w:r>
       <w:r>
+        <w:rPr>
+          <w:noProof/>
+        </w:rPr>
         <w:drawing>
           <wp:inline distT="0" distB="0" distL="0" distR="0" wp14:anchorId="767B184C" wp14:editId="068618F3">
             <wp:extent cx="5486400" cy="4232910"/>
@@ -1886,6 +1895,9 @@
         <w:br/>
       </w:r>
       <w:r>
+        <w:rPr>
+          <w:noProof/>
+        </w:rPr>
         <w:lastRenderedPageBreak/>
         <w:drawing>
           <wp:inline distT="0" distB="0" distL="0" distR="0" wp14:anchorId="0E2C0A13" wp14:editId="4A8B3007">
@@ -1935,6 +1947,9 @@
         <w:br/>
       </w:r>
       <w:r>
+        <w:rPr>
+          <w:noProof/>
+        </w:rPr>
         <w:drawing>
           <wp:inline distT="0" distB="0" distL="0" distR="0" wp14:anchorId="78E82F6A" wp14:editId="59ED5D73">
             <wp:extent cx="2781688" cy="1190791"/>
@@ -1985,26 +2000,145 @@
         <w:br/>
         <w:t>67. How can you store many transaction records?</w:t>
       </w:r>
+      <w:r>
+        <w:br/>
+        <w:t>68. How can you add a message when money is deposited?</w:t>
+      </w:r>
+      <w:r>
+        <w:br/>
+        <w:t>69. How can you add a message when money is withdrawn?</w:t>
+      </w:r>
+      <w:r>
+        <w:br/>
+        <w:t>70. How can you show all transactions to the user?</w:t>
+      </w:r>
+      <w:r>
+        <w:br/>
+        <w:t>71. What should be shown if there are no transactions yet?</w:t>
+      </w:r>
+      <w:r>
+        <w:br/>
+      </w:r>
+      <w:r>
+        <w:drawing>
+          <wp:inline distT="0" distB="0" distL="0" distR="0" wp14:anchorId="5C616699" wp14:editId="526D3665">
+            <wp:extent cx="4410691" cy="971686"/>
+            <wp:effectExtent l="0" t="0" r="0" b="0"/>
+            <wp:docPr id="38" name="Picture 38"/>
+            <wp:cNvGraphicFramePr>
+              <a:graphicFrameLocks xmlns:a="http://schemas.openxmlformats.org/drawingml/2006/main" noChangeAspect="1"/>
+            </wp:cNvGraphicFramePr>
+            <a:graphic xmlns:a="http://schemas.openxmlformats.org/drawingml/2006/main">
+              <a:graphicData uri="http://schemas.openxmlformats.org/drawingml/2006/picture">
+                <pic:pic xmlns:pic="http://schemas.openxmlformats.org/drawingml/2006/picture">
+                  <pic:nvPicPr>
+                    <pic:cNvPr id="1" name=""/>
+                    <pic:cNvPicPr/>
+                  </pic:nvPicPr>
+                  <pic:blipFill>
+                    <a:blip r:embed="rId40"/>
+                    <a:stretch>
+                      <a:fillRect/>
+                    </a:stretch>
+                  </pic:blipFill>
+                  <pic:spPr>
+                    <a:xfrm>
+                      <a:off x="0" y="0"/>
+                      <a:ext cx="4410691" cy="971686"/>
+                    </a:xfrm>
+                    <a:prstGeom prst="rect">
+                      <a:avLst/>
+                    </a:prstGeom>
+                  </pic:spPr>
+                </pic:pic>
+              </a:graphicData>
+            </a:graphic>
+          </wp:inline>
+        </w:drawing>
+      </w:r>
+    </w:p>
+    <w:p>
+      <w:r>
+        <w:lastRenderedPageBreak/>
+        <w:drawing>
+          <wp:inline distT="0" distB="0" distL="0" distR="0" wp14:anchorId="0D471CAA" wp14:editId="62C5016D">
+            <wp:extent cx="5486400" cy="1623695"/>
+            <wp:effectExtent l="0" t="0" r="0" b="0"/>
+            <wp:docPr id="39" name="Picture 39"/>
+            <wp:cNvGraphicFramePr>
+              <a:graphicFrameLocks xmlns:a="http://schemas.openxmlformats.org/drawingml/2006/main" noChangeAspect="1"/>
+            </wp:cNvGraphicFramePr>
+            <a:graphic xmlns:a="http://schemas.openxmlformats.org/drawingml/2006/main">
+              <a:graphicData uri="http://schemas.openxmlformats.org/drawingml/2006/picture">
+                <pic:pic xmlns:pic="http://schemas.openxmlformats.org/drawingml/2006/picture">
+                  <pic:nvPicPr>
+                    <pic:cNvPr id="1" name=""/>
+                    <pic:cNvPicPr/>
+                  </pic:nvPicPr>
+                  <pic:blipFill>
+                    <a:blip r:embed="rId41"/>
+                    <a:stretch>
+                      <a:fillRect/>
+                    </a:stretch>
+                  </pic:blipFill>
+                  <pic:spPr>
+                    <a:xfrm>
+                      <a:off x="0" y="0"/>
+                      <a:ext cx="5486400" cy="1623695"/>
+                    </a:xfrm>
+                    <a:prstGeom prst="rect">
+                      <a:avLst/>
+                    </a:prstGeom>
+                  </pic:spPr>
+                </pic:pic>
+              </a:graphicData>
+            </a:graphic>
+          </wp:inline>
+        </w:drawing>
+      </w:r>
+    </w:p>
+    <w:p>
+      <w:r>
+        <w:drawing>
+          <wp:inline distT="0" distB="0" distL="0" distR="0" wp14:anchorId="04D8108A" wp14:editId="22C268E3">
+            <wp:extent cx="5486400" cy="1620520"/>
+            <wp:effectExtent l="0" t="0" r="0" b="0"/>
+            <wp:docPr id="40" name="Picture 40"/>
+            <wp:cNvGraphicFramePr>
+              <a:graphicFrameLocks xmlns:a="http://schemas.openxmlformats.org/drawingml/2006/main" noChangeAspect="1"/>
+            </wp:cNvGraphicFramePr>
+            <a:graphic xmlns:a="http://schemas.openxmlformats.org/drawingml/2006/main">
+              <a:graphicData uri="http://schemas.openxmlformats.org/drawingml/2006/picture">
+                <pic:pic xmlns:pic="http://schemas.openxmlformats.org/drawingml/2006/picture">
+                  <pic:nvPicPr>
+                    <pic:cNvPr id="1" name=""/>
+                    <pic:cNvPicPr/>
+                  </pic:nvPicPr>
+                  <pic:blipFill>
+                    <a:blip r:embed="rId42"/>
+                    <a:stretch>
+                      <a:fillRect/>
+                    </a:stretch>
+                  </pic:blipFill>
+                  <pic:spPr>
+                    <a:xfrm>
+                      <a:off x="0" y="0"/>
+                      <a:ext cx="5486400" cy="1620520"/>
+                    </a:xfrm>
+                    <a:prstGeom prst="rect">
+                      <a:avLst/>
+                    </a:prstGeom>
+                  </pic:spPr>
+                </pic:pic>
+              </a:graphicData>
+            </a:graphic>
+          </wp:inline>
+        </w:drawing>
+      </w:r>
       <w:bookmarkStart w:id="0" w:name="_GoBack"/>
       <w:bookmarkEnd w:id="0"/>
       <w:r>
         <w:br/>
-        <w:t>68. How can you add a message when money is deposited?</w:t>
-      </w:r>
-      <w:r>
-        <w:br/>
-        <w:t>69. How can you add a message when money is withdrawn?</w:t>
-      </w:r>
-      <w:r>
-        <w:br/>
-        <w:t>70. How can you show all transactions to the user?</w:t>
-      </w:r>
-      <w:r>
-        <w:br/>
-        <w:t>71. What should be shown if there are no transactions yet?</w:t>
-      </w:r>
-      <w:r>
-        <w:br/>
       </w:r>
       <w:r>
         <w:br/>
@@ -2051,60 +2185,60 @@
       </w:r>
       <w:r>
         <w:br/>
+        <w:t>Part 15 - Prepare for WPF Migration</w:t>
+      </w:r>
+      <w:r>
+        <w:br/>
+        <w:t>81. Which parts of the app are only console UI?</w:t>
+      </w:r>
+      <w:r>
+        <w:br/>
+        <w:t>82. Which parts of the app are banking logic?</w:t>
+      </w:r>
+      <w:r>
+        <w:br/>
+        <w:t>83. Which methods can be reused in WPF?</w:t>
+      </w:r>
+      <w:r>
+        <w:br/>
+        <w:t>84. Which console inputs will become text boxes in WPF?</w:t>
+      </w:r>
+      <w:r>
+        <w:br/>
+        <w:t>85. Which console menu options will become buttons in WPF?</w:t>
+      </w:r>
+      <w:r>
+        <w:br/>
+        <w:t>86. Which console outputs will become labels or text blocks in WPF?</w:t>
+      </w:r>
+      <w:r>
+        <w:br/>
+      </w:r>
+      <w:r>
+        <w:br/>
+        <w:t>Quick Lesson Path</w:t>
+      </w:r>
+      <w:r>
+        <w:br/>
+        <w:t>1. Print bank name and welcome message.</w:t>
+      </w:r>
+      <w:r>
+        <w:br/>
+        <w:t>2. Store account holder, account number, and balance.</w:t>
+      </w:r>
+      <w:r>
+        <w:br/>
+        <w:t>3. Read user input.</w:t>
+      </w:r>
+      <w:r>
+        <w:br/>
+        <w:t>4. Show account details.</w:t>
+      </w:r>
+      <w:r>
+        <w:br/>
       </w:r>
       <w:r>
         <w:lastRenderedPageBreak/>
-        <w:t>Part 15 - Prepare for WPF Migration</w:t>
-      </w:r>
-      <w:r>
-        <w:br/>
-        <w:t>81. Which parts of the app are only console UI?</w:t>
-      </w:r>
-      <w:r>
-        <w:br/>
-        <w:t>82. Which parts of the app are banking logic?</w:t>
-      </w:r>
-      <w:r>
-        <w:br/>
-        <w:t>83. Which methods can be reused in WPF?</w:t>
-      </w:r>
-      <w:r>
-        <w:br/>
-        <w:t>84. Which console inputs will become text boxes in WPF?</w:t>
-      </w:r>
-      <w:r>
-        <w:br/>
-        <w:t>85. Which console menu options will become buttons in WPF?</w:t>
-      </w:r>
-      <w:r>
-        <w:br/>
-        <w:t>86. Which console outputs will become labels or text blocks in WPF?</w:t>
-      </w:r>
-      <w:r>
-        <w:br/>
-      </w:r>
-      <w:r>
-        <w:br/>
-        <w:t>Quick Lesson Path</w:t>
-      </w:r>
-      <w:r>
-        <w:br/>
-        <w:t>1. Print bank name and welcome message.</w:t>
-      </w:r>
-      <w:r>
-        <w:br/>
-        <w:t>2. Store account holder, account number, and balance.</w:t>
-      </w:r>
-      <w:r>
-        <w:br/>
-        <w:t>3. Read user input.</w:t>
-      </w:r>
-      <w:r>
-        <w:br/>
-        <w:t>4. Show account details.</w:t>
-      </w:r>
-      <w:r>
-        <w:br/>
         <w:t>5. Build a menu.</w:t>
       </w:r>
       <w:r>
@@ -14078,7 +14212,7 @@
 </file>
 
 <file path=customXml/itemProps1.xml><?xml version="1.0" encoding="utf-8"?>
-<ds:datastoreItem xmlns:ds="http://schemas.openxmlformats.org/officeDocument/2006/customXml" ds:itemID="{56D7AAEA-0FE6-4B41-85FE-43BAD32AF921}">
+<ds:datastoreItem xmlns:ds="http://schemas.openxmlformats.org/officeDocument/2006/customXml" ds:itemID="{C1468550-4745-4719-987A-099D1F4E7348}">
   <ds:schemaRefs>
     <ds:schemaRef ds:uri="http://schemas.openxmlformats.org/officeDocument/2006/bibliography"/>
   </ds:schemaRefs>
